--- a/a7/packages/A7 Unit 6 - Relationships in Triangles/Lessons/6.06/A7 6.06 Real-World Coordinate-Plane Problems; Perimeter - Question Bank.docx
+++ b/a7/packages/A7 Unit 6 - Relationships in Triangles/Lessons/6.06/A7 6.06 Real-World Coordinate-Plane Problems; Perimeter - Question Bank.docx
@@ -247,7 +247,7 @@
             <w:r>
               <w:drawing>
                 <wp:inline xmlns:a="http://schemas.openxmlformats.org/drawingml/2006/main" xmlns:pic="http://schemas.openxmlformats.org/drawingml/2006/picture">
-                  <wp:extent cx="600456" cy="143256"/>
+                  <wp:extent cx="551688" cy="143256"/>
                   <wp:docPr id="1" name="Picture 1"/>
                   <wp:cNvGraphicFramePr>
                     <a:graphicFrameLocks noChangeAspect="1"/>
@@ -256,7 +256,7 @@
                     <a:graphicData uri="http://schemas.openxmlformats.org/drawingml/2006/picture">
                       <pic:pic>
                         <pic:nvPicPr>
-                          <pic:cNvPr id="0" name="d699838065de9bda.png"/>
+                          <pic:cNvPr id="0" name="44e295b8fe05fb76.png"/>
                           <pic:cNvPicPr/>
                         </pic:nvPicPr>
                         <pic:blipFill>
@@ -268,7 +268,7 @@
                         <pic:spPr>
                           <a:xfrm>
                             <a:off x="0" y="0"/>
-                            <a:ext cx="600456" cy="143256"/>
+                            <a:ext cx="551688" cy="143256"/>
                           </a:xfrm>
                           <a:prstGeom prst="rect"/>
                         </pic:spPr>
@@ -290,7 +290,7 @@
             <w:r>
               <w:drawing>
                 <wp:inline xmlns:a="http://schemas.openxmlformats.org/drawingml/2006/main" xmlns:pic="http://schemas.openxmlformats.org/drawingml/2006/picture">
-                  <wp:extent cx="487680" cy="143256"/>
+                  <wp:extent cx="438912" cy="143256"/>
                   <wp:docPr id="2" name="Picture 2"/>
                   <wp:cNvGraphicFramePr>
                     <a:graphicFrameLocks noChangeAspect="1"/>
@@ -299,7 +299,7 @@
                     <a:graphicData uri="http://schemas.openxmlformats.org/drawingml/2006/picture">
                       <pic:pic>
                         <pic:nvPicPr>
-                          <pic:cNvPr id="0" name="c7f34bad2977fce9.png"/>
+                          <pic:cNvPr id="0" name="cb48760641d0b1fc.png"/>
                           <pic:cNvPicPr/>
                         </pic:nvPicPr>
                         <pic:blipFill>
@@ -311,7 +311,7 @@
                         <pic:spPr>
                           <a:xfrm>
                             <a:off x="0" y="0"/>
-                            <a:ext cx="487680" cy="143256"/>
+                            <a:ext cx="438912" cy="143256"/>
                           </a:xfrm>
                           <a:prstGeom prst="rect"/>
                         </pic:spPr>
@@ -516,7 +516,7 @@
             <w:r>
               <w:drawing>
                 <wp:inline xmlns:a="http://schemas.openxmlformats.org/drawingml/2006/main" xmlns:pic="http://schemas.openxmlformats.org/drawingml/2006/picture">
-                  <wp:extent cx="600456" cy="146304"/>
+                  <wp:extent cx="551688" cy="146304"/>
                   <wp:docPr id="6" name="Picture 6"/>
                   <wp:cNvGraphicFramePr>
                     <a:graphicFrameLocks noChangeAspect="1"/>
@@ -525,7 +525,7 @@
                     <a:graphicData uri="http://schemas.openxmlformats.org/drawingml/2006/picture">
                       <pic:pic>
                         <pic:nvPicPr>
-                          <pic:cNvPr id="0" name="fa12960b8dbdd3d2.png"/>
+                          <pic:cNvPr id="0" name="72dfabd0cf835277.png"/>
                           <pic:cNvPicPr/>
                         </pic:nvPicPr>
                         <pic:blipFill>
@@ -537,7 +537,7 @@
                         <pic:spPr>
                           <a:xfrm>
                             <a:off x="0" y="0"/>
-                            <a:ext cx="600456" cy="146304"/>
+                            <a:ext cx="551688" cy="146304"/>
                           </a:xfrm>
                           <a:prstGeom prst="rect"/>
                         </pic:spPr>
@@ -613,7 +613,7 @@
             <w:r>
               <w:drawing>
                 <wp:inline xmlns:a="http://schemas.openxmlformats.org/drawingml/2006/main" xmlns:pic="http://schemas.openxmlformats.org/drawingml/2006/picture">
-                  <wp:extent cx="600456" cy="143256"/>
+                  <wp:extent cx="551688" cy="143256"/>
                   <wp:docPr id="7" name="Picture 7"/>
                   <wp:cNvGraphicFramePr>
                     <a:graphicFrameLocks noChangeAspect="1"/>
@@ -622,7 +622,7 @@
                     <a:graphicData uri="http://schemas.openxmlformats.org/drawingml/2006/picture">
                       <pic:pic>
                         <pic:nvPicPr>
-                          <pic:cNvPr id="0" name="d0469e91279fdc6e.png"/>
+                          <pic:cNvPr id="0" name="6dcf528a270a55e2.png"/>
                           <pic:cNvPicPr/>
                         </pic:nvPicPr>
                         <pic:blipFill>
@@ -634,7 +634,7 @@
                         <pic:spPr>
                           <a:xfrm>
                             <a:off x="0" y="0"/>
-                            <a:ext cx="600456" cy="143256"/>
+                            <a:ext cx="551688" cy="143256"/>
                           </a:xfrm>
                           <a:prstGeom prst="rect"/>
                         </pic:spPr>
@@ -656,7 +656,7 @@
             <w:r>
               <w:drawing>
                 <wp:inline xmlns:a="http://schemas.openxmlformats.org/drawingml/2006/main" xmlns:pic="http://schemas.openxmlformats.org/drawingml/2006/picture">
-                  <wp:extent cx="487680" cy="143256"/>
+                  <wp:extent cx="438912" cy="143256"/>
                   <wp:docPr id="8" name="Picture 8"/>
                   <wp:cNvGraphicFramePr>
                     <a:graphicFrameLocks noChangeAspect="1"/>
@@ -665,7 +665,7 @@
                     <a:graphicData uri="http://schemas.openxmlformats.org/drawingml/2006/picture">
                       <pic:pic>
                         <pic:nvPicPr>
-                          <pic:cNvPr id="0" name="b10bfc61f7b5397a.png"/>
+                          <pic:cNvPr id="0" name="ef29fdeee9653ea2.png"/>
                           <pic:cNvPicPr/>
                         </pic:nvPicPr>
                         <pic:blipFill>
@@ -677,7 +677,7 @@
                         <pic:spPr>
                           <a:xfrm>
                             <a:off x="0" y="0"/>
-                            <a:ext cx="487680" cy="143256"/>
+                            <a:ext cx="438912" cy="143256"/>
                           </a:xfrm>
                           <a:prstGeom prst="rect"/>
                         </pic:spPr>
@@ -796,7 +796,7 @@
             <w:r>
               <w:drawing>
                 <wp:inline xmlns:a="http://schemas.openxmlformats.org/drawingml/2006/main" xmlns:pic="http://schemas.openxmlformats.org/drawingml/2006/picture">
-                  <wp:extent cx="600456" cy="146304"/>
+                  <wp:extent cx="551688" cy="146304"/>
                   <wp:docPr id="10" name="Picture 10"/>
                   <wp:cNvGraphicFramePr>
                     <a:graphicFrameLocks noChangeAspect="1"/>
@@ -805,7 +805,7 @@
                     <a:graphicData uri="http://schemas.openxmlformats.org/drawingml/2006/picture">
                       <pic:pic>
                         <pic:nvPicPr>
-                          <pic:cNvPr id="0" name="11c428087c7e91d9.png"/>
+                          <pic:cNvPr id="0" name="1c546a462940b3c2.png"/>
                           <pic:cNvPicPr/>
                         </pic:nvPicPr>
                         <pic:blipFill>
@@ -817,7 +817,7 @@
                         <pic:spPr>
                           <a:xfrm>
                             <a:off x="0" y="0"/>
-                            <a:ext cx="600456" cy="146304"/>
+                            <a:ext cx="551688" cy="146304"/>
                           </a:xfrm>
                           <a:prstGeom prst="rect"/>
                         </pic:spPr>
@@ -839,7 +839,7 @@
             <w:r>
               <w:drawing>
                 <wp:inline xmlns:a="http://schemas.openxmlformats.org/drawingml/2006/main" xmlns:pic="http://schemas.openxmlformats.org/drawingml/2006/picture">
-                  <wp:extent cx="487680" cy="146304"/>
+                  <wp:extent cx="438912" cy="146304"/>
                   <wp:docPr id="11" name="Picture 11"/>
                   <wp:cNvGraphicFramePr>
                     <a:graphicFrameLocks noChangeAspect="1"/>
@@ -848,7 +848,7 @@
                     <a:graphicData uri="http://schemas.openxmlformats.org/drawingml/2006/picture">
                       <pic:pic>
                         <pic:nvPicPr>
-                          <pic:cNvPr id="0" name="626081f65973813f.png"/>
+                          <pic:cNvPr id="0" name="849597082de73ef5.png"/>
                           <pic:cNvPicPr/>
                         </pic:nvPicPr>
                         <pic:blipFill>
@@ -860,7 +860,7 @@
                         <pic:spPr>
                           <a:xfrm>
                             <a:off x="0" y="0"/>
-                            <a:ext cx="487680" cy="146304"/>
+                            <a:ext cx="438912" cy="146304"/>
                           </a:xfrm>
                           <a:prstGeom prst="rect"/>
                         </pic:spPr>
@@ -1055,7 +1055,7 @@
             <w:r>
               <w:drawing>
                 <wp:inline xmlns:a="http://schemas.openxmlformats.org/drawingml/2006/main" xmlns:pic="http://schemas.openxmlformats.org/drawingml/2006/picture">
-                  <wp:extent cx="569976" cy="143256"/>
+                  <wp:extent cx="521207" cy="143256"/>
                   <wp:docPr id="14" name="Picture 14"/>
                   <wp:cNvGraphicFramePr>
                     <a:graphicFrameLocks noChangeAspect="1"/>
@@ -1064,7 +1064,7 @@
                     <a:graphicData uri="http://schemas.openxmlformats.org/drawingml/2006/picture">
                       <pic:pic>
                         <pic:nvPicPr>
-                          <pic:cNvPr id="0" name="fb91ef8c0c7cce5b.png"/>
+                          <pic:cNvPr id="0" name="54c78d95763d424c.png"/>
                           <pic:cNvPicPr/>
                         </pic:nvPicPr>
                         <pic:blipFill>
@@ -1076,7 +1076,7 @@
                         <pic:spPr>
                           <a:xfrm>
                             <a:off x="0" y="0"/>
-                            <a:ext cx="569976" cy="143256"/>
+                            <a:ext cx="521207" cy="143256"/>
                           </a:xfrm>
                           <a:prstGeom prst="rect"/>
                         </pic:spPr>
@@ -1170,7 +1170,7 @@
             <w:r>
               <w:drawing>
                 <wp:inline xmlns:a="http://schemas.openxmlformats.org/drawingml/2006/main" xmlns:pic="http://schemas.openxmlformats.org/drawingml/2006/picture">
-                  <wp:extent cx="600456" cy="143256"/>
+                  <wp:extent cx="551688" cy="143256"/>
                   <wp:docPr id="15" name="Picture 15"/>
                   <wp:cNvGraphicFramePr>
                     <a:graphicFrameLocks noChangeAspect="1"/>
@@ -1179,7 +1179,7 @@
                     <a:graphicData uri="http://schemas.openxmlformats.org/drawingml/2006/picture">
                       <pic:pic>
                         <pic:nvPicPr>
-                          <pic:cNvPr id="0" name="1f0b5ad6dad1ea06.png"/>
+                          <pic:cNvPr id="0" name="e5336ccc0069f5d7.png"/>
                           <pic:cNvPicPr/>
                         </pic:nvPicPr>
                         <pic:blipFill>
@@ -1191,7 +1191,7 @@
                         <pic:spPr>
                           <a:xfrm>
                             <a:off x="0" y="0"/>
-                            <a:ext cx="600456" cy="143256"/>
+                            <a:ext cx="551688" cy="143256"/>
                           </a:xfrm>
                           <a:prstGeom prst="rect"/>
                         </pic:spPr>
@@ -1213,7 +1213,7 @@
             <w:r>
               <w:drawing>
                 <wp:inline xmlns:a="http://schemas.openxmlformats.org/drawingml/2006/main" xmlns:pic="http://schemas.openxmlformats.org/drawingml/2006/picture">
-                  <wp:extent cx="487680" cy="146304"/>
+                  <wp:extent cx="438912" cy="146304"/>
                   <wp:docPr id="16" name="Picture 16"/>
                   <wp:cNvGraphicFramePr>
                     <a:graphicFrameLocks noChangeAspect="1"/>
@@ -1222,7 +1222,7 @@
                     <a:graphicData uri="http://schemas.openxmlformats.org/drawingml/2006/picture">
                       <pic:pic>
                         <pic:nvPicPr>
-                          <pic:cNvPr id="0" name="7203398eaad05176.png"/>
+                          <pic:cNvPr id="0" name="0aba9f1fe92e8683.png"/>
                           <pic:cNvPicPr/>
                         </pic:nvPicPr>
                         <pic:blipFill>
@@ -1234,7 +1234,7 @@
                         <pic:spPr>
                           <a:xfrm>
                             <a:off x="0" y="0"/>
-                            <a:ext cx="487680" cy="146304"/>
+                            <a:ext cx="438912" cy="146304"/>
                           </a:xfrm>
                           <a:prstGeom prst="rect"/>
                         </pic:spPr>
@@ -1328,7 +1328,7 @@
             <w:r>
               <w:drawing>
                 <wp:inline xmlns:a="http://schemas.openxmlformats.org/drawingml/2006/main" xmlns:pic="http://schemas.openxmlformats.org/drawingml/2006/picture">
-                  <wp:extent cx="600456" cy="143256"/>
+                  <wp:extent cx="551688" cy="143256"/>
                   <wp:docPr id="17" name="Picture 17"/>
                   <wp:cNvGraphicFramePr>
                     <a:graphicFrameLocks noChangeAspect="1"/>
@@ -1337,7 +1337,7 @@
                     <a:graphicData uri="http://schemas.openxmlformats.org/drawingml/2006/picture">
                       <pic:pic>
                         <pic:nvPicPr>
-                          <pic:cNvPr id="0" name="8b50830b87035031.png"/>
+                          <pic:cNvPr id="0" name="dfc2720e75ae1a6b.png"/>
                           <pic:cNvPicPr/>
                         </pic:nvPicPr>
                         <pic:blipFill>
@@ -1349,7 +1349,7 @@
                         <pic:spPr>
                           <a:xfrm>
                             <a:off x="0" y="0"/>
-                            <a:ext cx="600456" cy="143256"/>
+                            <a:ext cx="551688" cy="143256"/>
                           </a:xfrm>
                           <a:prstGeom prst="rect"/>
                         </pic:spPr>
@@ -1371,7 +1371,7 @@
             <w:r>
               <w:drawing>
                 <wp:inline xmlns:a="http://schemas.openxmlformats.org/drawingml/2006/main" xmlns:pic="http://schemas.openxmlformats.org/drawingml/2006/picture">
-                  <wp:extent cx="487680" cy="143256"/>
+                  <wp:extent cx="438912" cy="143256"/>
                   <wp:docPr id="18" name="Picture 18"/>
                   <wp:cNvGraphicFramePr>
                     <a:graphicFrameLocks noChangeAspect="1"/>
@@ -1380,7 +1380,7 @@
                     <a:graphicData uri="http://schemas.openxmlformats.org/drawingml/2006/picture">
                       <pic:pic>
                         <pic:nvPicPr>
-                          <pic:cNvPr id="0" name="57aa0cd1dd6f8f5f.png"/>
+                          <pic:cNvPr id="0" name="bf94eb8d95074140.png"/>
                           <pic:cNvPicPr/>
                         </pic:nvPicPr>
                         <pic:blipFill>
@@ -1392,7 +1392,7 @@
                         <pic:spPr>
                           <a:xfrm>
                             <a:off x="0" y="0"/>
-                            <a:ext cx="487680" cy="143256"/>
+                            <a:ext cx="438912" cy="143256"/>
                           </a:xfrm>
                           <a:prstGeom prst="rect"/>
                         </pic:spPr>
@@ -1587,7 +1587,7 @@
             <w:r>
               <w:drawing>
                 <wp:inline xmlns:a="http://schemas.openxmlformats.org/drawingml/2006/main" xmlns:pic="http://schemas.openxmlformats.org/drawingml/2006/picture">
-                  <wp:extent cx="600456" cy="143256"/>
+                  <wp:extent cx="551688" cy="143256"/>
                   <wp:docPr id="21" name="Picture 21"/>
                   <wp:cNvGraphicFramePr>
                     <a:graphicFrameLocks noChangeAspect="1"/>
@@ -1596,7 +1596,7 @@
                     <a:graphicData uri="http://schemas.openxmlformats.org/drawingml/2006/picture">
                       <pic:pic>
                         <pic:nvPicPr>
-                          <pic:cNvPr id="0" name="8b50830b87035031.png"/>
+                          <pic:cNvPr id="0" name="dfc2720e75ae1a6b.png"/>
                           <pic:cNvPicPr/>
                         </pic:nvPicPr>
                         <pic:blipFill>
@@ -1608,7 +1608,7 @@
                         <pic:spPr>
                           <a:xfrm>
                             <a:off x="0" y="0"/>
-                            <a:ext cx="600456" cy="143256"/>
+                            <a:ext cx="551688" cy="143256"/>
                           </a:xfrm>
                           <a:prstGeom prst="rect"/>
                         </pic:spPr>
@@ -1630,7 +1630,7 @@
             <w:r>
               <w:drawing>
                 <wp:inline xmlns:a="http://schemas.openxmlformats.org/drawingml/2006/main" xmlns:pic="http://schemas.openxmlformats.org/drawingml/2006/picture">
-                  <wp:extent cx="487680" cy="143256"/>
+                  <wp:extent cx="438912" cy="143256"/>
                   <wp:docPr id="22" name="Picture 22"/>
                   <wp:cNvGraphicFramePr>
                     <a:graphicFrameLocks noChangeAspect="1"/>
@@ -1639,7 +1639,7 @@
                     <a:graphicData uri="http://schemas.openxmlformats.org/drawingml/2006/picture">
                       <pic:pic>
                         <pic:nvPicPr>
-                          <pic:cNvPr id="0" name="983f0cf56ecf8bdd.png"/>
+                          <pic:cNvPr id="0" name="9a3b049cb494e4a4.png"/>
                           <pic:cNvPicPr/>
                         </pic:nvPicPr>
                         <pic:blipFill>
@@ -1651,7 +1651,7 @@
                         <pic:spPr>
                           <a:xfrm>
                             <a:off x="0" y="0"/>
-                            <a:ext cx="487680" cy="143256"/>
+                            <a:ext cx="438912" cy="143256"/>
                           </a:xfrm>
                           <a:prstGeom prst="rect"/>
                         </pic:spPr>
@@ -1888,7 +1888,7 @@
             <w:r>
               <w:drawing>
                 <wp:inline xmlns:a="http://schemas.openxmlformats.org/drawingml/2006/main" xmlns:pic="http://schemas.openxmlformats.org/drawingml/2006/picture">
-                  <wp:extent cx="600456" cy="143256"/>
+                  <wp:extent cx="551688" cy="143256"/>
                   <wp:docPr id="24" name="Picture 24"/>
                   <wp:cNvGraphicFramePr>
                     <a:graphicFrameLocks noChangeAspect="1"/>
@@ -1897,7 +1897,7 @@
                     <a:graphicData uri="http://schemas.openxmlformats.org/drawingml/2006/picture">
                       <pic:pic>
                         <pic:nvPicPr>
-                          <pic:cNvPr id="0" name="86c0d526d53a70bb.png"/>
+                          <pic:cNvPr id="0" name="c1a09648caee7762.png"/>
                           <pic:cNvPicPr/>
                         </pic:nvPicPr>
                         <pic:blipFill>
@@ -1909,7 +1909,7 @@
                         <pic:spPr>
                           <a:xfrm>
                             <a:off x="0" y="0"/>
-                            <a:ext cx="600456" cy="143256"/>
+                            <a:ext cx="551688" cy="143256"/>
                           </a:xfrm>
                           <a:prstGeom prst="rect"/>
                         </pic:spPr>

--- a/a7/packages/A7 Unit 6 - Relationships in Triangles/Lessons/6.06/A7 6.06 Real-World Coordinate-Plane Problems; Perimeter - Question Bank.docx
+++ b/a7/packages/A7 Unit 6 - Relationships in Triangles/Lessons/6.06/A7 6.06 Real-World Coordinate-Plane Problems; Perimeter - Question Bank.docx
@@ -805,7 +805,7 @@
                     <a:graphicData uri="http://schemas.openxmlformats.org/drawingml/2006/picture">
                       <pic:pic>
                         <pic:nvPicPr>
-                          <pic:cNvPr id="0" name="1c546a462940b3c2.png"/>
+                          <pic:cNvPr id="0" name="fbee5e46081bdeea.png"/>
                           <pic:cNvPicPr/>
                         </pic:nvPicPr>
                         <pic:blipFill>
@@ -848,7 +848,7 @@
                     <a:graphicData uri="http://schemas.openxmlformats.org/drawingml/2006/picture">
                       <pic:pic>
                         <pic:nvPicPr>
-                          <pic:cNvPr id="0" name="849597082de73ef5.png"/>
+                          <pic:cNvPr id="0" name="e3a1203a298b05e9.png"/>
                           <pic:cNvPicPr/>
                         </pic:nvPicPr>
                         <pic:blipFill>
@@ -882,7 +882,7 @@
             <w:r>
               <w:drawing>
                 <wp:inline xmlns:a="http://schemas.openxmlformats.org/drawingml/2006/main" xmlns:pic="http://schemas.openxmlformats.org/drawingml/2006/picture">
-                  <wp:extent cx="408432" cy="143256"/>
+                  <wp:extent cx="326136" cy="146304"/>
                   <wp:docPr id="12" name="Picture 12"/>
                   <wp:cNvGraphicFramePr>
                     <a:graphicFrameLocks noChangeAspect="1"/>
@@ -891,7 +891,7 @@
                     <a:graphicData uri="http://schemas.openxmlformats.org/drawingml/2006/picture">
                       <pic:pic>
                         <pic:nvPicPr>
-                          <pic:cNvPr id="0" name="0cc0bd5f71e0629e.png"/>
+                          <pic:cNvPr id="0" name="9fb4cc031a49fd3c.png"/>
                           <pic:cNvPicPr/>
                         </pic:nvPicPr>
                         <pic:blipFill>
@@ -903,7 +903,7 @@
                         <pic:spPr>
                           <a:xfrm>
                             <a:off x="0" y="0"/>
-                            <a:ext cx="408432" cy="143256"/>
+                            <a:ext cx="326136" cy="146304"/>
                           </a:xfrm>
                           <a:prstGeom prst="rect"/>
                         </pic:spPr>
